--- a/30_Clubs/00_Start_Here_Club_Leaders.docx
+++ b/30_Clubs/00_Start_Here_Club_Leaders.docx
@@ -628,7 +628,7 @@
           <w:color w:val="2B2D42"/>
           <w:sz w:val="21"/>
         </w:rPr>
-        <w:t>A free kit by Competence Collective · competencecollective.org · quillsup.org</w:t>
+        <w:t>Hackles · a free kit · quillsup.org</w:t>
       </w:r>
     </w:p>
     <w:p>
@@ -708,7 +708,7 @@
     <w:p>
       <w:r>
         <w:rPr/>
-        <w:t>A free kit by Competence Collective · competencecollective.org · quillsup.org</w:t>
+        <w:t>Hackles · a free kit · quillsup.org</w:t>
       </w:r>
     </w:p>
     <w:p>
@@ -5641,7 +5641,7 @@
       </w:r>
       <w:r>
         <w:rPr/>
-        <w:t xml:space="preserve"> Use short sentences, say each instruction twice, and show it with your hands. If your families speak other languages, ask a volunteer to translate the take-home cards. Competence Collective does not provide translations for this folder [VERIFY].</w:t>
+        <w:t xml:space="preserve"> Use short sentences, say each instruction twice, and show it with your hands. If your families speak other languages, ask a volunteer to translate the take-home cards. The Hackles team does not provide translations for this folder [VERIFY].</w:t>
       </w:r>
     </w:p>
     <w:p>
@@ -5944,7 +5944,7 @@
     <w:p>
       <w:r>
         <w:rPr/>
-        <w:t>Hackles is the first step on a learning path that continues with free resources such as picoCTF and CYBER.ORG, and for college and professional learners tools like Competence Collective's Red Herrings (redherrings.app) and Hotwash (hotwa.sh). (This note is for adults only. It does not appear in any child-facing page.)</w:t>
+        <w:t>Hackles is the first step on a learning path that continues with free resources such as picoCTF and CYBER.ORG. (This note is for adults only. It does not appear in any child-facing page.)</w:t>
       </w:r>
     </w:p>
     <w:sectPr>
@@ -5981,7 +5981,7 @@
         <w:color w:val="5A5C70"/>
         <w:sz w:val="14"/>
       </w:rPr>
-      <w:t>Hackles · © 2026 Competence Collective · competencecollective.org · Text CC BY-NC 4.0 · Name, logos and art: all rights reserved</w:t>
+      <w:t>Hackles · quillsup.org · © 2026 Competence Collective · Text CC BY-NC 4.0 · Name, logos and art: all rights reserved</w:t>
     </w:r>
     <w:r>
       <w:tab/>
